--- a/Fase 2/Evidencias del Proyecto/SICMA_CPR_v1.1.docx
+++ b/Fase 2/Evidencias del Proyecto/SICMA_CPR_v1.1.docx
@@ -476,7 +476,7 @@
         <w:tab/>
       </w:r>
       <w:r>
-        <w:t>11</w:t>
+        <w:t>12</w:t>
       </w:r>
     </w:p>
     <w:p>
@@ -504,7 +504,7 @@
         <w:tab/>
       </w:r>
       <w:r>
-        <w:t>15</w:t>
+        <w:t>16</w:t>
       </w:r>
     </w:p>
     <w:p>
@@ -574,7 +574,7 @@
         <w:tab/>
       </w:r>
       <w:r>
-        <w:t>22</w:t>
+        <w:t>23</w:t>
       </w:r>
     </w:p>
     <w:p>
@@ -588,7 +588,7 @@
         <w:tab/>
       </w:r>
       <w:r>
-        <w:t>23</w:t>
+        <w:t>24</w:t>
       </w:r>
     </w:p>
     <w:p>
@@ -602,7 +602,7 @@
         <w:tab/>
       </w:r>
       <w:r>
-        <w:t>24</w:t>
+        <w:t>25</w:t>
       </w:r>
     </w:p>
     <w:p>
@@ -630,7 +630,7 @@
         <w:tab/>
       </w:r>
       <w:r>
-        <w:t>25</w:t>
+        <w:t>26</w:t>
       </w:r>
     </w:p>
     <w:p>
@@ -1453,7 +1453,7 @@
               <w:rPr>
                 <w:sz w:val="18"/>
               </w:rPr>
-              <w:t>Se actualizan el lector SecuGen, el enrolamiento de personal externo (CP-ACC-01 y CP-ACC-17) y D-03, según el código del 25 de octubre (commit 59710a5d). No cambia la cantidad de casos.</w:t>
+              <w:t>Se actualizan el lector SecuGen, el enrolamiento de personal externo (CP-ACC-01 y CP-ACC-17) y D-03, según el código del 25 de octubre (commit 59710a5d). No cambia la cantidad de casos. Corrección del mismo día: CP-INT-19 prueba que solo se asigna en una intervención Aprobada, porque el código no controla el cruce de horarios de un técnico.</w:t>
             </w:r>
           </w:p>
         </w:tc>
@@ -18830,7 +18830,7 @@
               <w:rPr>
                 <w:sz w:val="18"/>
               </w:rPr>
-              <w:t xml:space="preserve">El técnico ya tiene otra intervención en ese horario</w:t>
+              <w:t>La asignación solo se acepta en una intervención Aprobada</w:t>
             </w:r>
           </w:p>
         </w:tc>
@@ -18847,7 +18847,7 @@
               <w:rPr>
                 <w:sz w:val="18"/>
               </w:rPr>
-              <w:t xml:space="preserve">1. Asignar al mismo técnico una segunda intervención en el mismo horario</w:t>
+              <w:t>1. Intentar asignar un técnico a una intervención Pendiente, Rechazada o Cancelada</w:t>
             </w:r>
           </w:p>
         </w:tc>
@@ -18864,7 +18864,7 @@
               <w:rPr>
                 <w:sz w:val="18"/>
               </w:rPr>
-              <w:t xml:space="preserve">SICMA avisa del conflicto</w:t>
+              <w:t>SICMA rechaza la acción e indica el estado actual de la intervención</w:t>
             </w:r>
           </w:p>
         </w:tc>

--- a/Fase 2/Evidencias del Proyecto/SICMA_CPR_v1.1.docx
+++ b/Fase 2/Evidencias del Proyecto/SICMA_CPR_v1.1.docx
@@ -1453,7 +1453,7 @@
               <w:rPr>
                 <w:sz w:val="18"/>
               </w:rPr>
-              <w:t>Se actualizan el lector SecuGen, el enrolamiento de personal externo (CP-ACC-01 y CP-ACC-17) y D-03, según el código del 25 de octubre (commit 59710a5d). No cambia la cantidad de casos. Corrección del mismo día: CP-INT-19 prueba que solo se asigna en una intervención Aprobada, porque el código no controla el cruce de horarios de un técnico.</w:t>
+              <w:t>Se actualizan el lector SecuGen, el enrolamiento de personal externo (CP-ACC-01 y CP-ACC-17) y D-03, según el código del 25 de octubre (commit 59710a5d). No cambia la cantidad de casos. Corrección del mismo día: CP-INT-19 prueba que solo se asigna en una intervención Aprobada, porque el código no controla el cruce de horarios de un técnico. Corrección del mismo día: CP-INT-16, 20, 25 y 28 usan los estados del código (sin Asignada ni Cerrada).</w:t>
             </w:r>
           </w:p>
         </w:tc>
@@ -18543,7 +18543,7 @@
               <w:rPr>
                 <w:sz w:val="18"/>
               </w:rPr>
-              <w:t xml:space="preserve">Queda Asignada con el técnico y se agenda en el calendario</w:t>
+              <w:t>Queda con el técnico asignado, sigue Aprobada y se pide agendar en el calendario por correo</w:t>
             </w:r>
           </w:p>
         </w:tc>
@@ -18937,7 +18937,7 @@
               <w:rPr>
                 <w:sz w:val="18"/>
               </w:rPr>
-              <w:t xml:space="preserve">La intervención aparece en el calendario de Outlook. Intervención Asignada</w:t>
+              <w:t>La intervención aparece en el calendario de Outlook. Intervención Aprobada con técnico asignado</w:t>
             </w:r>
           </w:p>
         </w:tc>
@@ -19472,7 +19472,7 @@
               <w:rPr>
                 <w:sz w:val="18"/>
               </w:rPr>
-              <w:t xml:space="preserve">El técnico ejecuta y cierra. Intervención Asignada a su cuenta</w:t>
+              <w:t>El técnico ejecuta y cierra. Intervención Aprobada con el técnico asignado a su cuenta</w:t>
             </w:r>
           </w:p>
         </w:tc>
@@ -19506,7 +19506,7 @@
               <w:rPr>
                 <w:sz w:val="18"/>
               </w:rPr>
-              <w:t xml:space="preserve">Pasa a En ejecución y luego a Cerrada, con el autor, la fecha y el resultado</w:t>
+              <w:t>Pasa a En ejecución y luego a Ejecutada o Fallida, con el autor, la fecha y el resultado</w:t>
             </w:r>
           </w:p>
         </w:tc>
@@ -19810,7 +19810,7 @@
               <w:rPr>
                 <w:sz w:val="18"/>
               </w:rPr>
-              <w:t xml:space="preserve">1. Intentar pasarla directo a En ejecución y a Cerrada por la API</w:t>
+              <w:t>1. Intentar pasarla directo a En ejecución y a Ejecutada por la API</w:t>
             </w:r>
           </w:p>
         </w:tc>
